--- a/docs/09-09-2026_TapNQue_SMS_Tier2_Audit_Report.docx
+++ b/docs/09-09-2026_TapNQue_SMS_Tier2_Audit_Report.docx
@@ -2,6 +2,18 @@
 <file path=word/document.xml><?xml version="1.0" encoding="utf-8"?>
 <w:document xmlns:wpc="http://schemas.microsoft.com/office/word/2010/wordprocessingCanvas" xmlns:mo="http://schemas.microsoft.com/office/mac/office/2008/main" xmlns:mc="http://schemas.openxmlformats.org/markup-compatibility/2006" xmlns:mv="urn:schemas-microsoft-com:mac:vml" xmlns:o="urn:schemas-microsoft-com:office:office" xmlns:r="http://schemas.openxmlformats.org/officeDocument/2006/relationships" xmlns:m="http://schemas.openxmlformats.org/officeDocument/2006/math" xmlns:v="urn:schemas-microsoft-com:vml" xmlns:wp14="http://schemas.microsoft.com/office/word/2010/wordprocessingDrawing" xmlns:wp="http://schemas.openxmlformats.org/drawingml/2006/wordprocessingDrawing" xmlns:w10="urn:schemas-microsoft-com:office:word" xmlns:w="http://schemas.openxmlformats.org/wordprocessingml/2006/main" xmlns:w14="http://schemas.microsoft.com/office/word/2010/wordml" xmlns:wpg="http://schemas.microsoft.com/office/word/2010/wordprocessingGroup" xmlns:wpi="http://schemas.microsoft.com/office/word/2010/wordprocessingInk" xmlns:wne="http://schemas.microsoft.com/office/word/2006/wordml" xmlns:wps="http://schemas.microsoft.com/office/word/2010/wordprocessingShape" mc:Ignorable="w14 wp14">
   <w:body>
+    <w:p>
+      <w:r>
+        <w:rPr>
+          <w:rFonts w:ascii="Times New Roman" w:hAnsi="Times New Roman"/>
+          <w:b/>
+          <w:color w:val="000000"/>
+          <w:sz w:val="22"/>
+        </w:rPr>
+        <w:t>SUPERSEDED (11-09-2026): The SMS gateway client described in this document targeted Semaphore. The system has migrated to PhilSMS (REST API v3, JSON + Bearer token). For the current implementation, see 11-09-2026_SEMAPHORE_TO_PHILSMS_MIGRATION.md and 11-09-2026_TapNQue_Comprehensive_System_Guide_and_PhilSMS_Manual.md/.docx. Semaphore-specific statements below are retained as historical record only.</w:t>
+      </w:r>
+    </w:p>
+    <w:p/>
     <w:p>
       <w:pPr>
         <w:jc w:val="center"/>
